--- a/Etat de l'art/Recheches/Multomodal-Fusion.docx
+++ b/Etat de l'art/Recheches/Multomodal-Fusion.docx
@@ -1552,25 +1552,39 @@
     </w:p>
     <w:p>
       <w:pPr>
+        <w:pStyle w:val="Titre2"/>
+        <w:rPr>
+          <w:lang w:val="fr-FR"/>
+        </w:rPr>
+      </w:pPr>
+      <w:r>
+        <w:rPr>
+          <w:lang w:val="fr-FR"/>
+        </w:rPr>
+        <w:t>La data Représentation :</w:t>
+      </w:r>
+    </w:p>
+    <w:p>
+      <w:pPr>
         <w:pStyle w:val="Paragraphedeliste"/>
         <w:tabs>
           <w:tab w:val="left" w:pos="6480"/>
         </w:tabs>
         <w:rPr>
-          <w:b/>
-          <w:bCs/>
-          <w:u w:val="single"/>
-          <w:lang w:val="fr-FR"/>
-        </w:rPr>
-      </w:pPr>
-      <w:r>
-        <w:rPr>
-          <w:b/>
-          <w:bCs/>
-          <w:u w:val="single"/>
-          <w:lang w:val="fr-FR"/>
-        </w:rPr>
-        <w:t>La data Représentation :</w:t>
+          <w:lang w:val="fr-FR"/>
+        </w:rPr>
+      </w:pPr>
+      <w:r>
+        <w:rPr>
+          <w:lang w:val="fr-FR"/>
+        </w:rPr>
+        <w:t xml:space="preserve">A pour but de réduire l’hétérogénéité </w:t>
+      </w:r>
+      <w:r>
+        <w:rPr>
+          <w:lang w:val="fr-FR"/>
+        </w:rPr>
+        <w:t>entres les modalités.</w:t>
       </w:r>
     </w:p>
     <w:p>
@@ -1587,30 +1601,13 @@
         <w:rPr>
           <w:lang w:val="fr-FR"/>
         </w:rPr>
-        <w:t xml:space="preserve">A pour but de réduire l’hétérogénéité </w:t>
-      </w:r>
-      <w:r>
-        <w:rPr>
-          <w:lang w:val="fr-FR"/>
-        </w:rPr>
-        <w:t>entres les modalités.</w:t>
-      </w:r>
-    </w:p>
-    <w:p>
-      <w:pPr>
-        <w:pStyle w:val="Paragraphedeliste"/>
-        <w:tabs>
-          <w:tab w:val="left" w:pos="6480"/>
-        </w:tabs>
-        <w:rPr>
-          <w:lang w:val="fr-FR"/>
-        </w:rPr>
-      </w:pPr>
-      <w:r>
-        <w:rPr>
-          <w:lang w:val="fr-FR"/>
-        </w:rPr>
         <w:t>L’apprentissage de représentations multimodales doit prendre en compte le bruit entre modalités, la perte de données, le traitement en temps réel et l’efficacité</w:t>
+      </w:r>
+      <w:r>
+        <w:rPr>
+          <w:lang w:val="fr-FR"/>
+        </w:rPr>
+        <w:t>.</w:t>
       </w:r>
     </w:p>
     <w:p>
@@ -1930,14 +1927,12 @@
         </w:rPr>
         <w:t xml:space="preserve"> [A</w:t>
       </w:r>
-      <w:proofErr w:type="gramStart"/>
-      <w:r>
-        <w:rPr>
-          <w:lang w:val="fr-FR"/>
-        </w:rPr>
-        <w:t>1]ou</w:t>
-      </w:r>
-      <w:proofErr w:type="gramEnd"/>
+      <w:r>
+        <w:rPr>
+          <w:lang w:val="fr-FR"/>
+        </w:rPr>
+        <w:t>1] ou</w:t>
+      </w:r>
       <w:r>
         <w:rPr>
           <w:lang w:val="fr-FR"/>
@@ -2424,16 +2419,6 @@
         </w:rPr>
         <w:t>https://ieeexplore.ieee.org/document/10553267/</w:t>
       </w:r>
-    </w:p>
-    <w:p>
-      <w:pPr>
-        <w:tabs>
-          <w:tab w:val="left" w:pos="6480"/>
-        </w:tabs>
-        <w:rPr>
-          <w:lang w:val="fr-FR"/>
-        </w:rPr>
-      </w:pPr>
     </w:p>
     <w:p>
       <w:pPr>
@@ -2752,7 +2737,6 @@
         <w:rPr>
           <w:lang w:val="fr-FR"/>
         </w:rPr>
-        <w:lastRenderedPageBreak/>
         <w:t xml:space="preserve">Pour les </w:t>
       </w:r>
       <w:proofErr w:type="spellStart"/>
@@ -3114,6 +3098,7 @@
         <w:rPr>
           <w:lang w:val="fr-FR"/>
         </w:rPr>
+        <w:lastRenderedPageBreak/>
         <w:t>Le data</w:t>
       </w:r>
       <w:r>
@@ -3249,7 +3234,7 @@
           <w:lang w:val="fr-FR"/>
         </w:rPr>
         <w:drawing>
-          <wp:inline distT="0" distB="0" distL="0" distR="0" wp14:anchorId="1530BC07" wp14:editId="2E65A92B">
+          <wp:inline distT="0" distB="0" distL="0" distR="0" wp14:anchorId="1530BC07" wp14:editId="214CB83F">
             <wp:extent cx="5745480" cy="4312920"/>
             <wp:effectExtent l="0" t="0" r="7620" b="0"/>
             <wp:docPr id="1335600550" name="Image 1" descr="Une image contenant herbe, plein air, chien, animal domestique&#10;&#10;Le contenu généré par l’IA peut être incorrect."/>

--- a/Etat de l'art/Recheches/Multomodal-Fusion.docx
+++ b/Etat de l'art/Recheches/Multomodal-Fusion.docx
@@ -1321,7 +1321,6 @@
           <w14:ligatures w14:val="standardContextual"/>
         </w:rPr>
       </w:pPr>
-      <w:proofErr w:type="gramStart"/>
       <w:r>
         <w:rPr>
           <w:rFonts w:asciiTheme="minorHAnsi" w:eastAsiaTheme="minorHAnsi" w:hAnsiTheme="minorHAnsi" w:cstheme="minorBidi"/>
@@ -1329,9 +1328,8 @@
           <w:lang w:val="fr-FR" w:eastAsia="en-US"/>
           <w14:ligatures w14:val="standardContextual"/>
         </w:rPr>
-        <w:t>les</w:t>
-      </w:r>
-      <w:proofErr w:type="gramEnd"/>
+        <w:t>Les</w:t>
+      </w:r>
       <w:r>
         <w:rPr>
           <w:rFonts w:asciiTheme="minorHAnsi" w:eastAsiaTheme="minorHAnsi" w:hAnsiTheme="minorHAnsi" w:cstheme="minorBidi"/>
@@ -3090,6 +3088,7 @@
     </w:p>
     <w:p>
       <w:pPr>
+        <w:pStyle w:val="Titre1"/>
         <w:rPr>
           <w:lang w:val="fr-FR"/>
         </w:rPr>
@@ -3099,6 +3098,19 @@
           <w:lang w:val="fr-FR"/>
         </w:rPr>
         <w:lastRenderedPageBreak/>
+        <w:t>LE DATA ALIGNMENT</w:t>
+      </w:r>
+    </w:p>
+    <w:p>
+      <w:pPr>
+        <w:rPr>
+          <w:lang w:val="fr-FR"/>
+        </w:rPr>
+      </w:pPr>
+      <w:r>
+        <w:rPr>
+          <w:lang w:val="fr-FR"/>
+        </w:rPr>
         <w:t>Le data</w:t>
       </w:r>
       <w:r>
@@ -3234,7 +3246,7 @@
           <w:lang w:val="fr-FR"/>
         </w:rPr>
         <w:drawing>
-          <wp:inline distT="0" distB="0" distL="0" distR="0" wp14:anchorId="1530BC07" wp14:editId="214CB83F">
+          <wp:inline distT="0" distB="0" distL="0" distR="0" wp14:anchorId="1530BC07" wp14:editId="5653EE5E">
             <wp:extent cx="5745480" cy="4312920"/>
             <wp:effectExtent l="0" t="0" r="7620" b="0"/>
             <wp:docPr id="1335600550" name="Image 1" descr="Une image contenant herbe, plein air, chien, animal domestique&#10;&#10;Le contenu généré par l’IA peut être incorrect."/>
